--- a/backend/storage/reports/docx/MoneyTrace_Investigation_REC_REP_TEST.docx
+++ b/backend/storage/reports/docx/MoneyTrace_Investigation_REC_REP_TEST.docx
@@ -15,7 +15,7 @@
         <w:rPr>
           <w:color w:val="1E3A8A"/>
         </w:rPr>
-        <w:t>Case Identifier: REC_REP_TEST | Generated: 2026-10-08 15:52 UTC</w:t>
+        <w:t>Case Identifier: REC_REP_TEST | Generated: 2026-10-10 16:24 UTC</w:t>
       </w:r>
     </w:p>
     <w:tbl>

--- a/backend/storage/reports/docx/MoneyTrace_Investigation_REC_REP_TEST.docx
+++ b/backend/storage/reports/docx/MoneyTrace_Investigation_REC_REP_TEST.docx
@@ -15,7 +15,7 @@
         <w:rPr>
           <w:color w:val="1E3A8A"/>
         </w:rPr>
-        <w:t>Case Identifier: REC_REP_TEST | Generated: 2026-10-10 16:24 UTC</w:t>
+        <w:t>Case Identifier: REC_REP_TEST | Generated: 2026-10-10 18:07 UTC</w:t>
       </w:r>
     </w:p>
     <w:tbl>

--- a/backend/storage/reports/docx/MoneyTrace_Investigation_REC_REP_TEST.docx
+++ b/backend/storage/reports/docx/MoneyTrace_Investigation_REC_REP_TEST.docx
@@ -15,7 +15,7 @@
         <w:rPr>
           <w:color w:val="1E3A8A"/>
         </w:rPr>
-        <w:t>Case Identifier: REC_REP_TEST | Generated: 2026-10-10 18:07 UTC</w:t>
+        <w:t>Case Identifier: REC_REP_TEST | Generated: 2026-10-14 17:06 UTC</w:t>
       </w:r>
     </w:p>
     <w:tbl>

--- a/backend/storage/reports/docx/MoneyTrace_Investigation_REC_REP_TEST.docx
+++ b/backend/storage/reports/docx/MoneyTrace_Investigation_REC_REP_TEST.docx
@@ -15,7 +15,7 @@
         <w:rPr>
           <w:color w:val="1E3A8A"/>
         </w:rPr>
-        <w:t>Case Identifier: REC_REP_TEST | Generated: 2026-10-14 17:06 UTC</w:t>
+        <w:t>Case Identifier: REC_REP_TEST | Generated: 2026-10-15 16:46 UTC</w:t>
       </w:r>
     </w:p>
     <w:tbl>
